--- a/outputs/14_交易复盘_2026-10-09.docx
+++ b/outputs/14_交易复盘_2026-10-09.docx
@@ -114,7 +114,7 @@
                 <w:rFonts w:ascii="Times New Roman" w:hAnsi="Times New Roman" w:eastAsia="宋体"/>
                 <w:sz w:val="20"/>
               </w:rPr>
-              <w:t>483.02万元</w:t>
+              <w:t>482.72万元</w:t>
             </w:r>
           </w:p>
         </w:tc>
@@ -152,7 +152,7 @@
                 <w:rFonts w:ascii="Times New Roman" w:hAnsi="Times New Roman" w:eastAsia="宋体"/>
                 <w:sz w:val="20"/>
               </w:rPr>
-              <w:t>-3.40%</w:t>
+              <w:t>-3.46%</w:t>
             </w:r>
           </w:p>
         </w:tc>
@@ -190,7 +190,7 @@
                 <w:rFonts w:ascii="Times New Roman" w:hAnsi="Times New Roman" w:eastAsia="宋体"/>
                 <w:sz w:val="20"/>
               </w:rPr>
-              <w:t>95.84万元（19.8%）</w:t>
+              <w:t>95.84万元（19.9%）</w:t>
             </w:r>
           </w:p>
         </w:tc>
@@ -1132,7 +1132,7 @@
                 <w:rFonts w:ascii="Times New Roman" w:hAnsi="Times New Roman" w:eastAsia="宋体"/>
                 <w:sz w:val="18"/>
               </w:rPr>
-              <w:t>52.94</w:t>
+              <w:t>52.83</w:t>
             </w:r>
           </w:p>
         </w:tc>
@@ -1150,7 +1150,7 @@
                 <w:rFonts w:ascii="Times New Roman" w:hAnsi="Times New Roman" w:eastAsia="宋体"/>
                 <w:sz w:val="18"/>
               </w:rPr>
-              <w:t>-57876.0</w:t>
+              <w:t>-59878.0</w:t>
             </w:r>
           </w:p>
         </w:tc>
@@ -1168,7 +1168,7 @@
                 <w:rFonts w:ascii="Times New Roman" w:hAnsi="Times New Roman" w:eastAsia="宋体"/>
                 <w:sz w:val="18"/>
               </w:rPr>
-              <w:t>-5.67%</w:t>
+              <w:t>-5.86%</w:t>
             </w:r>
           </w:p>
         </w:tc>
@@ -1242,7 +1242,7 @@
                 <w:rFonts w:ascii="Times New Roman" w:hAnsi="Times New Roman" w:eastAsia="宋体"/>
                 <w:sz w:val="18"/>
               </w:rPr>
-              <w:t>30.83</w:t>
+              <w:t>30.8</w:t>
             </w:r>
           </w:p>
         </w:tc>
@@ -1260,7 +1260,7 @@
                 <w:rFonts w:ascii="Times New Roman" w:hAnsi="Times New Roman" w:eastAsia="宋体"/>
                 <w:sz w:val="18"/>
               </w:rPr>
-              <w:t>30250.0</w:t>
+              <w:t>29092.0</w:t>
             </w:r>
           </w:p>
         </w:tc>
@@ -1278,7 +1278,7 @@
                 <w:rFonts w:ascii="Times New Roman" w:hAnsi="Times New Roman" w:eastAsia="宋体"/>
                 <w:sz w:val="18"/>
               </w:rPr>
-              <w:t>+2.61%</w:t>
+              <w:t>+2.51%</w:t>
             </w:r>
           </w:p>
         </w:tc>
@@ -1352,7 +1352,7 @@
                 <w:rFonts w:ascii="Times New Roman" w:hAnsi="Times New Roman" w:eastAsia="宋体"/>
                 <w:sz w:val="18"/>
               </w:rPr>
-              <w:t>28.98</w:t>
+              <w:t>28.99</w:t>
             </w:r>
           </w:p>
         </w:tc>
@@ -1370,7 +1370,7 @@
                 <w:rFonts w:ascii="Times New Roman" w:hAnsi="Times New Roman" w:eastAsia="宋体"/>
                 <w:sz w:val="18"/>
               </w:rPr>
-              <w:t>10181.0</w:t>
+              <w:t>10274.0</w:t>
             </w:r>
           </w:p>
         </w:tc>
@@ -1388,7 +1388,7 @@
                 <w:rFonts w:ascii="Times New Roman" w:hAnsi="Times New Roman" w:eastAsia="宋体"/>
                 <w:sz w:val="18"/>
               </w:rPr>
-              <w:t>+3.93%</w:t>
+              <w:t>+3.96%</w:t>
             </w:r>
           </w:p>
         </w:tc>
@@ -2562,7 +2562,7 @@
                 <w:rFonts w:ascii="Times New Roman" w:hAnsi="Times New Roman" w:eastAsia="宋体"/>
                 <w:sz w:val="18"/>
               </w:rPr>
-              <w:t>297.64</w:t>
+              <w:t>297.75</w:t>
             </w:r>
           </w:p>
         </w:tc>
@@ -2580,7 +2580,7 @@
                 <w:rFonts w:ascii="Times New Roman" w:hAnsi="Times New Roman" w:eastAsia="宋体"/>
                 <w:sz w:val="18"/>
               </w:rPr>
-              <w:t>11924.0</w:t>
+              <w:t>12045.0</w:t>
             </w:r>
           </w:p>
         </w:tc>
@@ -2598,7 +2598,7 @@
                 <w:rFonts w:ascii="Times New Roman" w:hAnsi="Times New Roman" w:eastAsia="宋体"/>
                 <w:sz w:val="18"/>
               </w:rPr>
-              <w:t>+3.78%</w:t>
+              <w:t>+3.82%</w:t>
             </w:r>
           </w:p>
         </w:tc>
